--- a/downloads/teacher/04 Units/Unit 03 - Human Development and Relationships - Growing Up, Getting Along/Project 03 - Babysitters Activity Kit and Family Showcase.docx
+++ b/downloads/teacher/04 Units/Unit 03 - Human Development and Relationships - Growing Up, Getting Along/Project 03 - Babysitters Activity Kit and Family Showcase.docx
@@ -721,66 +721,114 @@
       <w:r>
         <w:t xml:space="preserve">Criteria (what the kit must do):</w:t>
       </w:r>
+    </w:p>
+    <w:p>
+      <w:pPr>
+        <w:numPr>
+          <w:ilvl w:val="0"/>
+          <w:numId w:val="1003"/>
+        </w:numPr>
+        <w:pStyle w:val="Compact"/>
+      </w:pPr>
+      <w:r>
+        <w:t xml:space="preserve">Fit the age exactly. A 3 year old’s kit should bore a 6 year old and confuse a 2 year old.</w:t>
+      </w:r>
+    </w:p>
+    <w:p>
+      <w:pPr>
+        <w:numPr>
+          <w:ilvl w:val="0"/>
+          <w:numId w:val="1003"/>
+        </w:numPr>
+        <w:pStyle w:val="Compact"/>
+      </w:pPr>
+      <w:r>
+        <w:t xml:space="preserve">Build one development area, and you can say which and why.</w:t>
+      </w:r>
+    </w:p>
+    <w:p>
+      <w:pPr>
+        <w:numPr>
+          <w:ilvl w:val="0"/>
+          <w:numId w:val="1003"/>
+        </w:numPr>
+        <w:pStyle w:val="Compact"/>
+      </w:pPr>
+      <w:r>
+        <w:t xml:space="preserve">Be safe: pass every line on the safety checklist, twice.</w:t>
+      </w:r>
+    </w:p>
+    <w:p>
+      <w:pPr>
+        <w:numPr>
+          <w:ilvl w:val="0"/>
+          <w:numId w:val="1003"/>
+        </w:numPr>
+        <w:pStyle w:val="Compact"/>
+      </w:pPr>
+      <w:r>
+        <w:t xml:space="preserve">Cost under $5 from the bin price list.</w:t>
+      </w:r>
+    </w:p>
+    <w:p>
+      <w:pPr>
+        <w:numPr>
+          <w:ilvl w:val="0"/>
+          <w:numId w:val="1003"/>
+        </w:numPr>
+        <w:pStyle w:val="Compact"/>
+      </w:pPr>
+      <w:r>
+        <w:t xml:space="preserve">Come with a parent card a parent can read in one minute.</w:t>
+      </w:r>
+    </w:p>
+    <w:p>
+      <w:pPr>
+        <w:pStyle w:val="FirstParagraph"/>
+      </w:pPr>
+      <w:r>
+        <w:t xml:space="preserve">Constraints (what you have to work inside):</w:t>
+      </w:r>
+    </w:p>
+    <w:p>
+      <w:pPr>
+        <w:numPr>
+          <w:ilvl w:val="0"/>
+          <w:numId w:val="1004"/>
+        </w:numPr>
+        <w:pStyle w:val="Compact"/>
+      </w:pPr>
+      <w:r>
+        <w:t xml:space="preserve">Bin materials only. Nothing from home unless I approve it.</w:t>
+      </w:r>
+    </w:p>
+    <w:p>
+      <w:pPr>
+        <w:numPr>
+          <w:ilvl w:val="0"/>
+          <w:numId w:val="1004"/>
+        </w:numPr>
+        <w:pStyle w:val="Compact"/>
+      </w:pPr>
+      <w:r>
+        <w:t xml:space="preserve">No food in any kit.</w:t>
+      </w:r>
+    </w:p>
+    <w:p>
+      <w:pPr>
+        <w:numPr>
+          <w:ilvl w:val="0"/>
+          <w:numId w:val="1004"/>
+        </w:numPr>
+        <w:pStyle w:val="Compact"/>
+      </w:pPr>
+      <w:r>
+        <w:t xml:space="preserve">The tube rule: for ages 2 and 3, nothing loose that fits through a toilet paper tube. For ages 4 to 6, small pieces are allowed only if the card says</w:t>
+      </w:r>
       <w:r>
         <w:t xml:space="preserve"> </w:t>
       </w:r>
       <w:r>
-        <w:t xml:space="preserve">1. Fit the age exactly. A 3 year old’s kit should bore a 6 year old and confuse a 2 year old.</w:t>
-      </w:r>
-      <w:r>
-        <w:t xml:space="preserve"> </w:t>
-      </w:r>
-      <w:r>
-        <w:t xml:space="preserve">2. Build one development area, and you can say which and why.</w:t>
-      </w:r>
-      <w:r>
-        <w:t xml:space="preserve"> </w:t>
-      </w:r>
-      <w:r>
-        <w:t xml:space="preserve">3. Be safe: pass every line on the safety checklist, twice.</w:t>
-      </w:r>
-      <w:r>
-        <w:t xml:space="preserve"> </w:t>
-      </w:r>
-      <w:r>
-        <w:t xml:space="preserve">4. Cost under $5 from the bin price list.</w:t>
-      </w:r>
-      <w:r>
-        <w:t xml:space="preserve"> </w:t>
-      </w:r>
-      <w:r>
-        <w:t xml:space="preserve">5. Come with a parent card a parent can read in one minute.</w:t>
-      </w:r>
-    </w:p>
-    <w:p>
-      <w:pPr>
-        <w:pStyle w:val="BodyText"/>
-      </w:pPr>
-      <w:r>
-        <w:t xml:space="preserve">Constraints (what you have to work inside):</w:t>
-      </w:r>
-      <w:r>
-        <w:t xml:space="preserve"> </w:t>
-      </w:r>
-      <w:r>
-        <w:t xml:space="preserve">- Bin materials only. Nothing from home unless I approve it.</w:t>
-      </w:r>
-      <w:r>
-        <w:t xml:space="preserve"> </w:t>
-      </w:r>
-      <w:r>
-        <w:t xml:space="preserve">- No food in any kit.</w:t>
-      </w:r>
-      <w:r>
-        <w:t xml:space="preserve"> </w:t>
-      </w:r>
-      <w:r>
-        <w:t xml:space="preserve">- The tube rule: for ages 2 and 3, nothing loose that fits through a toilet paper tube. For ages 4 to 6, small pieces are allowed only if the card says</w:t>
-      </w:r>
-      <w:r>
-        <w:t xml:space="preserve"> </w:t>
-      </w:r>
-      <w:r>
         <w:t xml:space="preserve">“</w:t>
       </w:r>
       <w:r>
@@ -789,17 +837,29 @@
       <w:r>
         <w:t xml:space="preserve">”</w:t>
       </w:r>
-      <w:r>
-        <w:t xml:space="preserve"> </w:t>
-      </w:r>
-      <w:r>
-        <w:t xml:space="preserve">- Built in one class period.</w:t>
-      </w:r>
-      <w:r>
-        <w:t xml:space="preserve"> </w:t>
-      </w:r>
-      <w:r>
-        <w:t xml:space="preserve">- Nothing sharp, nothing that has to be plugged in, nothing that goes in a mouth.</w:t>
+    </w:p>
+    <w:p>
+      <w:pPr>
+        <w:numPr>
+          <w:ilvl w:val="0"/>
+          <w:numId w:val="1004"/>
+        </w:numPr>
+        <w:pStyle w:val="Compact"/>
+      </w:pPr>
+      <w:r>
+        <w:t xml:space="preserve">Built in one class period.</w:t>
+      </w:r>
+    </w:p>
+    <w:p>
+      <w:pPr>
+        <w:numPr>
+          <w:ilvl w:val="0"/>
+          <w:numId w:val="1004"/>
+        </w:numPr>
+        <w:pStyle w:val="Compact"/>
+      </w:pPr>
+      <w:r>
+        <w:t xml:space="preserve">Nothing sharp, nothing that has to be plugged in, nothing that goes in a mouth.</w:t>
       </w:r>
     </w:p>
     <w:p>
@@ -1420,7 +1480,7 @@
       <w:pPr>
         <w:numPr>
           <w:ilvl w:val="0"/>
-          <w:numId w:val="1003"/>
+          <w:numId w:val="1005"/>
         </w:numPr>
         <w:pStyle w:val="Compact"/>
       </w:pPr>
@@ -1441,7 +1501,7 @@
       <w:pPr>
         <w:numPr>
           <w:ilvl w:val="0"/>
-          <w:numId w:val="1003"/>
+          <w:numId w:val="1005"/>
         </w:numPr>
         <w:pStyle w:val="Compact"/>
       </w:pPr>
@@ -1462,7 +1522,7 @@
       <w:pPr>
         <w:numPr>
           <w:ilvl w:val="0"/>
-          <w:numId w:val="1003"/>
+          <w:numId w:val="1005"/>
         </w:numPr>
         <w:pStyle w:val="Compact"/>
       </w:pPr>
@@ -1483,7 +1543,7 @@
       <w:pPr>
         <w:numPr>
           <w:ilvl w:val="0"/>
-          <w:numId w:val="1003"/>
+          <w:numId w:val="1005"/>
         </w:numPr>
         <w:pStyle w:val="Compact"/>
       </w:pPr>
@@ -1504,7 +1564,7 @@
       <w:pPr>
         <w:numPr>
           <w:ilvl w:val="0"/>
-          <w:numId w:val="1003"/>
+          <w:numId w:val="1005"/>
         </w:numPr>
         <w:pStyle w:val="Compact"/>
       </w:pPr>
@@ -1525,7 +1585,7 @@
       <w:pPr>
         <w:numPr>
           <w:ilvl w:val="0"/>
-          <w:numId w:val="1003"/>
+          <w:numId w:val="1005"/>
         </w:numPr>
         <w:pStyle w:val="Compact"/>
       </w:pPr>
@@ -1556,7 +1616,7 @@
       <w:pPr>
         <w:numPr>
           <w:ilvl w:val="0"/>
-          <w:numId w:val="1004"/>
+          <w:numId w:val="1006"/>
         </w:numPr>
         <w:pStyle w:val="Compact"/>
       </w:pPr>
@@ -2019,7 +2079,7 @@
       <w:pPr>
         <w:numPr>
           <w:ilvl w:val="0"/>
-          <w:numId w:val="1005"/>
+          <w:numId w:val="1007"/>
         </w:numPr>
         <w:pStyle w:val="Compact"/>
       </w:pPr>
@@ -2073,7 +2133,7 @@
       <w:pPr>
         <w:numPr>
           <w:ilvl w:val="0"/>
-          <w:numId w:val="1005"/>
+          <w:numId w:val="1007"/>
         </w:numPr>
         <w:pStyle w:val="Compact"/>
       </w:pPr>
@@ -2094,7 +2154,7 @@
       <w:pPr>
         <w:numPr>
           <w:ilvl w:val="0"/>
-          <w:numId w:val="1005"/>
+          <w:numId w:val="1007"/>
         </w:numPr>
         <w:pStyle w:val="Compact"/>
       </w:pPr>
@@ -2115,7 +2175,7 @@
       <w:pPr>
         <w:numPr>
           <w:ilvl w:val="0"/>
-          <w:numId w:val="1005"/>
+          <w:numId w:val="1007"/>
         </w:numPr>
         <w:pStyle w:val="Compact"/>
       </w:pPr>
@@ -2136,7 +2196,7 @@
       <w:pPr>
         <w:numPr>
           <w:ilvl w:val="0"/>
-          <w:numId w:val="1005"/>
+          <w:numId w:val="1007"/>
         </w:numPr>
         <w:pStyle w:val="Compact"/>
       </w:pPr>
@@ -2157,7 +2217,7 @@
       <w:pPr>
         <w:numPr>
           <w:ilvl w:val="0"/>
-          <w:numId w:val="1005"/>
+          <w:numId w:val="1007"/>
         </w:numPr>
         <w:pStyle w:val="Compact"/>
       </w:pPr>
@@ -2219,7 +2279,7 @@
       <w:pPr>
         <w:numPr>
           <w:ilvl w:val="0"/>
-          <w:numId w:val="1006"/>
+          <w:numId w:val="1008"/>
         </w:numPr>
         <w:pStyle w:val="Compact"/>
       </w:pPr>
@@ -2261,7 +2321,7 @@
       <w:pPr>
         <w:numPr>
           <w:ilvl w:val="0"/>
-          <w:numId w:val="1006"/>
+          <w:numId w:val="1008"/>
         </w:numPr>
         <w:pStyle w:val="Compact"/>
       </w:pPr>
@@ -2273,7 +2333,7 @@
       <w:pPr>
         <w:numPr>
           <w:ilvl w:val="0"/>
-          <w:numId w:val="1006"/>
+          <w:numId w:val="1008"/>
         </w:numPr>
         <w:pStyle w:val="Compact"/>
       </w:pPr>
@@ -2294,7 +2354,7 @@
       <w:pPr>
         <w:numPr>
           <w:ilvl w:val="0"/>
-          <w:numId w:val="1006"/>
+          <w:numId w:val="1008"/>
         </w:numPr>
         <w:pStyle w:val="Compact"/>
       </w:pPr>
@@ -2306,7 +2366,7 @@
       <w:pPr>
         <w:numPr>
           <w:ilvl w:val="0"/>
-          <w:numId w:val="1006"/>
+          <w:numId w:val="1008"/>
         </w:numPr>
         <w:pStyle w:val="Compact"/>
       </w:pPr>
@@ -2318,7 +2378,7 @@
       <w:pPr>
         <w:numPr>
           <w:ilvl w:val="0"/>
-          <w:numId w:val="1006"/>
+          <w:numId w:val="1008"/>
         </w:numPr>
         <w:pStyle w:val="Compact"/>
       </w:pPr>
@@ -2611,6 +2671,118 @@
       </w:pPr>
     </w:lvl>
   </w:abstractNum>
+  <w:abstractNum w:abstractNumId="99411">
+    <w:nsid w:val="71315dca"/>
+    <w:multiLevelType w:val="multilevel"/>
+    <w:lvl w:ilvl="0">
+      <w:start w:val="1"/>
+      <w:numFmt w:val="decimal"/>
+      <w:lvlText w:val="%1."/>
+      <w:lvlJc w:val="left"/>
+      <w:pPr>
+        <w:tabs>
+          <w:tab w:val="num" w:pos="0"/>
+        </w:tabs>
+        <w:ind w:left="480" w:hanging="480"/>
+      </w:pPr>
+    </w:lvl>
+    <w:lvl w:ilvl="1">
+      <w:start w:val="1"/>
+      <w:numFmt w:val="decimal"/>
+      <w:lvlText w:val="%2."/>
+      <w:lvlJc w:val="left"/>
+      <w:pPr>
+        <w:tabs>
+          <w:tab w:val="num" w:pos="720"/>
+        </w:tabs>
+        <w:ind w:left="1200" w:hanging="480"/>
+      </w:pPr>
+    </w:lvl>
+    <w:lvl w:ilvl="2">
+      <w:start w:val="1"/>
+      <w:numFmt w:val="decimal"/>
+      <w:lvlText w:val="%3."/>
+      <w:lvlJc w:val="left"/>
+      <w:pPr>
+        <w:tabs>
+          <w:tab w:val="num" w:pos="1440"/>
+        </w:tabs>
+        <w:ind w:left="1920" w:hanging="480"/>
+      </w:pPr>
+    </w:lvl>
+    <w:lvl w:ilvl="3">
+      <w:start w:val="1"/>
+      <w:numFmt w:val="decimal"/>
+      <w:lvlText w:val="%4."/>
+      <w:lvlJc w:val="left"/>
+      <w:pPr>
+        <w:tabs>
+          <w:tab w:val="num" w:pos="2160"/>
+        </w:tabs>
+        <w:ind w:left="2640" w:hanging="480"/>
+      </w:pPr>
+    </w:lvl>
+    <w:lvl w:ilvl="4">
+      <w:start w:val="1"/>
+      <w:numFmt w:val="decimal"/>
+      <w:lvlText w:val="%5."/>
+      <w:lvlJc w:val="left"/>
+      <w:pPr>
+        <w:tabs>
+          <w:tab w:val="num" w:pos="2880"/>
+        </w:tabs>
+        <w:ind w:left="3360" w:hanging="480"/>
+      </w:pPr>
+    </w:lvl>
+    <w:lvl w:ilvl="5">
+      <w:start w:val="1"/>
+      <w:numFmt w:val="decimal"/>
+      <w:lvlText w:val="%6."/>
+      <w:lvlJc w:val="left"/>
+      <w:pPr>
+        <w:tabs>
+          <w:tab w:val="num" w:pos="3600"/>
+        </w:tabs>
+        <w:ind w:left="4080" w:hanging="480"/>
+      </w:pPr>
+    </w:lvl>
+    <w:lvl w:ilvl="6">
+      <w:start w:val="1"/>
+      <w:numFmt w:val="decimal"/>
+      <w:lvlText w:val="%7."/>
+      <w:lvlJc w:val="left"/>
+      <w:pPr>
+        <w:tabs>
+          <w:tab w:val="num" w:pos="4320"/>
+        </w:tabs>
+        <w:ind w:left="4800" w:hanging="480"/>
+      </w:pPr>
+    </w:lvl>
+    <w:lvl w:ilvl="7">
+      <w:start w:val="1"/>
+      <w:numFmt w:val="decimal"/>
+      <w:lvlText w:val="%8."/>
+      <w:lvlJc w:val="left"/>
+      <w:pPr>
+        <w:tabs>
+          <w:tab w:val="num" w:pos="5040"/>
+        </w:tabs>
+        <w:ind w:left="5520" w:hanging="480"/>
+      </w:pPr>
+    </w:lvl>
+    <w:lvl w:ilvl="8">
+      <w:start w:val="1"/>
+      <w:numFmt w:val="decimal"/>
+      <w:lvlText w:val="%9."/>
+      <w:lvlJc w:val="left"/>
+      <w:pPr>
+        <w:tabs>
+          <w:tab w:val="num" w:pos="5760"/>
+        </w:tabs>
+        <w:ind w:left="6240" w:hanging="480"/>
+      </w:pPr>
+    </w:lvl>
+  </w:abstractNum>
   <w:num w:numId="1000">
     <w:abstractNumId w:val="990"/>
   </w:num>
@@ -2621,7 +2793,34 @@
     <w:abstractNumId w:val="991"/>
   </w:num>
   <w:num w:numId="1003">
-    <w:abstractNumId w:val="991"/>
+    <w:abstractNumId w:val="99411"/>
+    <w:lvlOverride w:ilvl="0">
+      <w:startOverride w:val="1"/>
+    </w:lvlOverride>
+    <w:lvlOverride w:ilvl="1">
+      <w:startOverride w:val="1"/>
+    </w:lvlOverride>
+    <w:lvlOverride w:ilvl="2">
+      <w:startOverride w:val="1"/>
+    </w:lvlOverride>
+    <w:lvlOverride w:ilvl="3">
+      <w:startOverride w:val="1"/>
+    </w:lvlOverride>
+    <w:lvlOverride w:ilvl="4">
+      <w:startOverride w:val="1"/>
+    </w:lvlOverride>
+    <w:lvlOverride w:ilvl="5">
+      <w:startOverride w:val="1"/>
+    </w:lvlOverride>
+    <w:lvlOverride w:ilvl="6">
+      <w:startOverride w:val="1"/>
+    </w:lvlOverride>
+    <w:lvlOverride w:ilvl="7">
+      <w:startOverride w:val="1"/>
+    </w:lvlOverride>
+    <w:lvlOverride w:ilvl="8">
+      <w:startOverride w:val="1"/>
+    </w:lvlOverride>
   </w:num>
   <w:num w:numId="1004">
     <w:abstractNumId w:val="991"/>
@@ -2630,6 +2829,12 @@
     <w:abstractNumId w:val="991"/>
   </w:num>
   <w:num w:numId="1006">
+    <w:abstractNumId w:val="991"/>
+  </w:num>
+  <w:num w:numId="1007">
+    <w:abstractNumId w:val="991"/>
+  </w:num>
+  <w:num w:numId="1008">
     <w:abstractNumId w:val="991"/>
   </w:num>
 </w:numbering>

--- a/downloads/teacher/04 Units/Unit 03 - Human Development and Relationships - Growing Up, Getting Along/Project 03 - Babysitters Activity Kit and Family Showcase.docx
+++ b/downloads/teacher/04 Units/Unit 03 - Human Development and Relationships - Growing Up, Getting Along/Project 03 - Babysitters Activity Kit and Family Showcase.docx
@@ -189,7 +189,7 @@
         <w:pStyle w:val="Compact"/>
       </w:pPr>
       <w:r>
-        <w:t xml:space="preserve">CDOS 3a Universal Foundation Skills: Thinking Skills; Interpersonal Skills; Managing Resources</w:t>
+        <w:t xml:space="preserve">CDOS 3a Universal Foundation Skills: Thinking Skills; Interpersonal Skills; Managing Resources; Managing Information</w:t>
       </w:r>
     </w:p>
     <w:p>
@@ -1630,7 +1630,7 @@
         <w:t xml:space="preserve"> </w:t>
       </w:r>
       <w:r>
-        <w:t xml:space="preserve">for the parent card and the demo (the Turkish, Portuguese, and Spanish lines are marked [check with a native speaker]):</w:t>
+        <w:t xml:space="preserve">for the parent card and the demo (the Turkish, Portuguese, and Spanish lines are to be verified by a native speaker):</w:t>
       </w:r>
     </w:p>
     <w:tbl>
@@ -2339,15 +2339,6 @@
       </w:pPr>
       <w:r>
         <w:t xml:space="preserve">Budget for the unit plan: the build bin runs about $25 to $35 per class set new (quart and gallon zip-top bags, hair gel or clear dish soap, food coloring, large pom-poms and buttons, paper plates, paper cups, construction paper, yarn, painter’s tape, packing tape, glue sticks, large craft sticks, index cards). Most of it lasts across periods and years.</w:t>
-      </w:r>
-      <w:r>
-        <w:t xml:space="preserve"> </w:t>
-      </w:r>
-      <w:r>
-        <w:rPr>
-          <w:rStyle w:val="TeacherNote"/>
-        </w:rPr>
-        <w:t xml:space="preserve">[Sal: put this on the Unit 3 budget line, and leave balloons out of the bin because of latex.]</w:t>
       </w:r>
     </w:p>
     <w:p>
